--- a/downloads/handouts/Unit 02/Handout 02.07 - Needs vs Wants Cards and 100 Dollar Sheet.docx
+++ b/downloads/handouts/Unit 02/Handout 02.07 - Needs vs Wants Cards and 100 Dollar Sheet.docx
@@ -1890,8 +1890,11 @@
       </w:r>
     </w:p>
     <w:p>
+      <w:pPr>
+        <w:pStyle w:val="BodyText"/>
+      </w:pPr>
       <w:r>
-        <w:br w:type="page"/>
+        <w:t xml:space="preserve">_____________________________________________________________________________</w:t>
       </w:r>
     </w:p>
     <w:p>
@@ -2923,8 +2926,11 @@
       </w:r>
     </w:p>
     <w:p>
+      <w:pPr>
+        <w:pStyle w:val="FirstParagraph"/>
+      </w:pPr>
       <w:r>
-        <w:br w:type="page"/>
+        <w:t xml:space="preserve">_____________________________________________________________________________</w:t>
       </w:r>
     </w:p>
     <w:p>

--- a/downloads/handouts/Unit 02/Handout 02.07 - Needs vs Wants Cards and 100 Dollar Sheet.docx
+++ b/downloads/handouts/Unit 02/Handout 02.07 - Needs vs Wants Cards and 100 Dollar Sheet.docx
@@ -6,9 +6,9 @@
       <w:pPr>
         <w:pStyle w:val="Heading1"/>
       </w:pPr>
-      <w:bookmarkStart w:id="20" w:name="X7f327a9bc4dc839f0477352ae712036751afde5"/>
+      <w:bookmarkStart w:id="20" w:name="X1e3f32e6b1399a17d263f38d1f3cb183009c8f7"/>
       <w:r>
-        <w:t xml:space="preserve">Handout 02.07: Needs vs Wants Cards and 100 Dollar Sheet</w:t>
+        <w:t xml:space="preserve">Handout 2.07: Needs vs Wants Cards and 100 Dollar Sheet</w:t>
       </w:r>
       <w:bookmarkEnd w:id="20"/>
     </w:p>

--- a/downloads/handouts/Unit 02/Handout 02.07 - Needs vs Wants Cards and 100 Dollar Sheet.docx
+++ b/downloads/handouts/Unit 02/Handout 02.07 - Needs vs Wants Cards and 100 Dollar Sheet.docx
@@ -1888,11 +1888,9 @@
         </w:rPr>
         <w:t xml:space="preserve">The test sentence (copy it from the board):</w:t>
       </w:r>
-    </w:p>
-    <w:p>
-      <w:pPr>
-        <w:pStyle w:val="BodyText"/>
-      </w:pPr>
+      <w:r>
+        <w:t xml:space="preserve"> </w:t>
+      </w:r>
       <w:r>
         <w:t xml:space="preserve">_____________________________________________________________________________</w:t>
       </w:r>
@@ -2079,15 +2077,15 @@
     <w:tbl>
       <w:tblPr>
         <w:tblStyle w:val="Table"/>
-        <w:tblW w:type="pct" w:w="5000"/>
+        <w:tblW w:type="pct" w:w="5000.0"/>
         <w:tblLook w:firstRow="1"/>
       </w:tblPr>
       <w:tblGrid>
-        <w:gridCol w:w="1872"/>
-        <w:gridCol w:w="1872"/>
-        <w:gridCol w:w="1872"/>
-        <w:gridCol w:w="1872"/>
-        <w:gridCol w:w="1872"/>
+        <w:gridCol w:w="1584"/>
+        <w:gridCol w:w="1584"/>
+        <w:gridCol w:w="1584"/>
+        <w:gridCol w:w="1584"/>
+        <w:gridCol w:w="1584"/>
       </w:tblGrid>
       <w:tr>
         <w:trPr>
@@ -2095,7 +2093,6 @@
         </w:trPr>
         <w:tc>
           <w:tcPr>
-            <w:tcW w:type="dxa" w:w="1872"/>
             <w:tcBorders>
               <w:bottom w:val="single"/>
             </w:tcBorders>
@@ -2113,7 +2110,6 @@
         </w:tc>
         <w:tc>
           <w:tcPr>
-            <w:tcW w:type="dxa" w:w="1872"/>
             <w:tcBorders>
               <w:bottom w:val="single"/>
             </w:tcBorders>
@@ -2131,7 +2127,6 @@
         </w:tc>
         <w:tc>
           <w:tcPr>
-            <w:tcW w:type="dxa" w:w="1872"/>
             <w:tcBorders>
               <w:bottom w:val="single"/>
             </w:tcBorders>
@@ -2149,7 +2144,6 @@
         </w:tc>
         <w:tc>
           <w:tcPr>
-            <w:tcW w:type="dxa" w:w="1872"/>
             <w:tcBorders>
               <w:bottom w:val="single"/>
             </w:tcBorders>
@@ -2161,13 +2155,12 @@
               <w:jc w:val="left"/>
             </w:pPr>
             <w:r>
-              <w:t xml:space="preserve">N, W, or G?</w:t>
-            </w:r>
-          </w:p>
-        </w:tc>
-        <w:tc>
-          <w:tcPr>
-            <w:tcW w:type="dxa" w:w="1872"/>
+              <w:t xml:space="preserve">N (need), W (want), or G (gray zone)?</w:t>
+            </w:r>
+          </w:p>
+        </w:tc>
+        <w:tc>
+          <w:tcPr>
             <w:tcBorders>
               <w:bottom w:val="single"/>
             </w:tcBorders>
@@ -2186,9 +2179,6 @@
       </w:tr>
       <w:tr>
         <w:tc>
-          <w:tcPr>
-            <w:tcW w:type="dxa" w:w="1872"/>
-          </w:tcPr>
           <w:p>
             <w:pPr>
               <w:pStyle w:val="Compact"/>
@@ -2200,9 +2190,6 @@
           </w:p>
         </w:tc>
         <w:tc>
-          <w:tcPr>
-            <w:tcW w:type="dxa" w:w="1872"/>
-          </w:tcPr>
           <w:p>
             <w:pPr>
               <w:pStyle w:val="Compact"/>
@@ -2214,29 +2201,17 @@
           </w:p>
         </w:tc>
         <w:tc>
-          <w:tcPr>
-            <w:tcW w:type="dxa" w:w="1872"/>
-          </w:tcPr>
-          <w:p/>
-        </w:tc>
-        <w:tc>
-          <w:tcPr>
-            <w:tcW w:type="dxa" w:w="1872"/>
-          </w:tcPr>
-          <w:p/>
-        </w:tc>
-        <w:tc>
-          <w:tcPr>
-            <w:tcW w:type="dxa" w:w="1872"/>
-          </w:tcPr>
-          <w:p/>
-        </w:tc>
-      </w:tr>
-      <w:tr>
-        <w:tc>
-          <w:tcPr>
-            <w:tcW w:type="dxa" w:w="1872"/>
-          </w:tcPr>
+          <w:p/>
+        </w:tc>
+        <w:tc>
+          <w:p/>
+        </w:tc>
+        <w:tc>
+          <w:p/>
+        </w:tc>
+      </w:tr>
+      <w:tr>
+        <w:tc>
           <w:p>
             <w:pPr>
               <w:pStyle w:val="Compact"/>
@@ -2248,9 +2223,6 @@
           </w:p>
         </w:tc>
         <w:tc>
-          <w:tcPr>
-            <w:tcW w:type="dxa" w:w="1872"/>
-          </w:tcPr>
           <w:p>
             <w:pPr>
               <w:pStyle w:val="Compact"/>
@@ -2262,29 +2234,17 @@
           </w:p>
         </w:tc>
         <w:tc>
-          <w:tcPr>
-            <w:tcW w:type="dxa" w:w="1872"/>
-          </w:tcPr>
-          <w:p/>
-        </w:tc>
-        <w:tc>
-          <w:tcPr>
-            <w:tcW w:type="dxa" w:w="1872"/>
-          </w:tcPr>
-          <w:p/>
-        </w:tc>
-        <w:tc>
-          <w:tcPr>
-            <w:tcW w:type="dxa" w:w="1872"/>
-          </w:tcPr>
-          <w:p/>
-        </w:tc>
-      </w:tr>
-      <w:tr>
-        <w:tc>
-          <w:tcPr>
-            <w:tcW w:type="dxa" w:w="1872"/>
-          </w:tcPr>
+          <w:p/>
+        </w:tc>
+        <w:tc>
+          <w:p/>
+        </w:tc>
+        <w:tc>
+          <w:p/>
+        </w:tc>
+      </w:tr>
+      <w:tr>
+        <w:tc>
           <w:p>
             <w:pPr>
               <w:pStyle w:val="Compact"/>
@@ -2296,9 +2256,6 @@
           </w:p>
         </w:tc>
         <w:tc>
-          <w:tcPr>
-            <w:tcW w:type="dxa" w:w="1872"/>
-          </w:tcPr>
           <w:p>
             <w:pPr>
               <w:pStyle w:val="Compact"/>
@@ -2310,29 +2267,17 @@
           </w:p>
         </w:tc>
         <w:tc>
-          <w:tcPr>
-            <w:tcW w:type="dxa" w:w="1872"/>
-          </w:tcPr>
-          <w:p/>
-        </w:tc>
-        <w:tc>
-          <w:tcPr>
-            <w:tcW w:type="dxa" w:w="1872"/>
-          </w:tcPr>
-          <w:p/>
-        </w:tc>
-        <w:tc>
-          <w:tcPr>
-            <w:tcW w:type="dxa" w:w="1872"/>
-          </w:tcPr>
-          <w:p/>
-        </w:tc>
-      </w:tr>
-      <w:tr>
-        <w:tc>
-          <w:tcPr>
-            <w:tcW w:type="dxa" w:w="1872"/>
-          </w:tcPr>
+          <w:p/>
+        </w:tc>
+        <w:tc>
+          <w:p/>
+        </w:tc>
+        <w:tc>
+          <w:p/>
+        </w:tc>
+      </w:tr>
+      <w:tr>
+        <w:tc>
           <w:p>
             <w:pPr>
               <w:pStyle w:val="Compact"/>
@@ -2344,9 +2289,6 @@
           </w:p>
         </w:tc>
         <w:tc>
-          <w:tcPr>
-            <w:tcW w:type="dxa" w:w="1872"/>
-          </w:tcPr>
           <w:p>
             <w:pPr>
               <w:pStyle w:val="Compact"/>
@@ -2358,29 +2300,17 @@
           </w:p>
         </w:tc>
         <w:tc>
-          <w:tcPr>
-            <w:tcW w:type="dxa" w:w="1872"/>
-          </w:tcPr>
-          <w:p/>
-        </w:tc>
-        <w:tc>
-          <w:tcPr>
-            <w:tcW w:type="dxa" w:w="1872"/>
-          </w:tcPr>
-          <w:p/>
-        </w:tc>
-        <w:tc>
-          <w:tcPr>
-            <w:tcW w:type="dxa" w:w="1872"/>
-          </w:tcPr>
-          <w:p/>
-        </w:tc>
-      </w:tr>
-      <w:tr>
-        <w:tc>
-          <w:tcPr>
-            <w:tcW w:type="dxa" w:w="1872"/>
-          </w:tcPr>
+          <w:p/>
+        </w:tc>
+        <w:tc>
+          <w:p/>
+        </w:tc>
+        <w:tc>
+          <w:p/>
+        </w:tc>
+      </w:tr>
+      <w:tr>
+        <w:tc>
           <w:p>
             <w:pPr>
               <w:pStyle w:val="Compact"/>
@@ -2392,9 +2322,6 @@
           </w:p>
         </w:tc>
         <w:tc>
-          <w:tcPr>
-            <w:tcW w:type="dxa" w:w="1872"/>
-          </w:tcPr>
           <w:p>
             <w:pPr>
               <w:pStyle w:val="Compact"/>
@@ -2406,29 +2333,17 @@
           </w:p>
         </w:tc>
         <w:tc>
-          <w:tcPr>
-            <w:tcW w:type="dxa" w:w="1872"/>
-          </w:tcPr>
-          <w:p/>
-        </w:tc>
-        <w:tc>
-          <w:tcPr>
-            <w:tcW w:type="dxa" w:w="1872"/>
-          </w:tcPr>
-          <w:p/>
-        </w:tc>
-        <w:tc>
-          <w:tcPr>
-            <w:tcW w:type="dxa" w:w="1872"/>
-          </w:tcPr>
-          <w:p/>
-        </w:tc>
-      </w:tr>
-      <w:tr>
-        <w:tc>
-          <w:tcPr>
-            <w:tcW w:type="dxa" w:w="1872"/>
-          </w:tcPr>
+          <w:p/>
+        </w:tc>
+        <w:tc>
+          <w:p/>
+        </w:tc>
+        <w:tc>
+          <w:p/>
+        </w:tc>
+      </w:tr>
+      <w:tr>
+        <w:tc>
           <w:p>
             <w:pPr>
               <w:pStyle w:val="Compact"/>
@@ -2440,9 +2355,6 @@
           </w:p>
         </w:tc>
         <w:tc>
-          <w:tcPr>
-            <w:tcW w:type="dxa" w:w="1872"/>
-          </w:tcPr>
           <w:p>
             <w:pPr>
               <w:pStyle w:val="Compact"/>
@@ -2454,29 +2366,17 @@
           </w:p>
         </w:tc>
         <w:tc>
-          <w:tcPr>
-            <w:tcW w:type="dxa" w:w="1872"/>
-          </w:tcPr>
-          <w:p/>
-        </w:tc>
-        <w:tc>
-          <w:tcPr>
-            <w:tcW w:type="dxa" w:w="1872"/>
-          </w:tcPr>
-          <w:p/>
-        </w:tc>
-        <w:tc>
-          <w:tcPr>
-            <w:tcW w:type="dxa" w:w="1872"/>
-          </w:tcPr>
-          <w:p/>
-        </w:tc>
-      </w:tr>
-      <w:tr>
-        <w:tc>
-          <w:tcPr>
-            <w:tcW w:type="dxa" w:w="1872"/>
-          </w:tcPr>
+          <w:p/>
+        </w:tc>
+        <w:tc>
+          <w:p/>
+        </w:tc>
+        <w:tc>
+          <w:p/>
+        </w:tc>
+      </w:tr>
+      <w:tr>
+        <w:tc>
           <w:p>
             <w:pPr>
               <w:pStyle w:val="Compact"/>
@@ -2488,9 +2388,6 @@
           </w:p>
         </w:tc>
         <w:tc>
-          <w:tcPr>
-            <w:tcW w:type="dxa" w:w="1872"/>
-          </w:tcPr>
           <w:p>
             <w:pPr>
               <w:pStyle w:val="Compact"/>
@@ -2502,29 +2399,17 @@
           </w:p>
         </w:tc>
         <w:tc>
-          <w:tcPr>
-            <w:tcW w:type="dxa" w:w="1872"/>
-          </w:tcPr>
-          <w:p/>
-        </w:tc>
-        <w:tc>
-          <w:tcPr>
-            <w:tcW w:type="dxa" w:w="1872"/>
-          </w:tcPr>
-          <w:p/>
-        </w:tc>
-        <w:tc>
-          <w:tcPr>
-            <w:tcW w:type="dxa" w:w="1872"/>
-          </w:tcPr>
-          <w:p/>
-        </w:tc>
-      </w:tr>
-      <w:tr>
-        <w:tc>
-          <w:tcPr>
-            <w:tcW w:type="dxa" w:w="1872"/>
-          </w:tcPr>
+          <w:p/>
+        </w:tc>
+        <w:tc>
+          <w:p/>
+        </w:tc>
+        <w:tc>
+          <w:p/>
+        </w:tc>
+      </w:tr>
+      <w:tr>
+        <w:tc>
           <w:p>
             <w:pPr>
               <w:pStyle w:val="Compact"/>
@@ -2536,9 +2421,6 @@
           </w:p>
         </w:tc>
         <w:tc>
-          <w:tcPr>
-            <w:tcW w:type="dxa" w:w="1872"/>
-          </w:tcPr>
           <w:p>
             <w:pPr>
               <w:pStyle w:val="Compact"/>
@@ -2550,29 +2432,17 @@
           </w:p>
         </w:tc>
         <w:tc>
-          <w:tcPr>
-            <w:tcW w:type="dxa" w:w="1872"/>
-          </w:tcPr>
-          <w:p/>
-        </w:tc>
-        <w:tc>
-          <w:tcPr>
-            <w:tcW w:type="dxa" w:w="1872"/>
-          </w:tcPr>
-          <w:p/>
-        </w:tc>
-        <w:tc>
-          <w:tcPr>
-            <w:tcW w:type="dxa" w:w="1872"/>
-          </w:tcPr>
-          <w:p/>
-        </w:tc>
-      </w:tr>
-      <w:tr>
-        <w:tc>
-          <w:tcPr>
-            <w:tcW w:type="dxa" w:w="1872"/>
-          </w:tcPr>
+          <w:p/>
+        </w:tc>
+        <w:tc>
+          <w:p/>
+        </w:tc>
+        <w:tc>
+          <w:p/>
+        </w:tc>
+      </w:tr>
+      <w:tr>
+        <w:tc>
           <w:p>
             <w:pPr>
               <w:pStyle w:val="Compact"/>
@@ -2584,9 +2454,6 @@
           </w:p>
         </w:tc>
         <w:tc>
-          <w:tcPr>
-            <w:tcW w:type="dxa" w:w="1872"/>
-          </w:tcPr>
           <w:p>
             <w:pPr>
               <w:pStyle w:val="Compact"/>
@@ -2598,29 +2465,17 @@
           </w:p>
         </w:tc>
         <w:tc>
-          <w:tcPr>
-            <w:tcW w:type="dxa" w:w="1872"/>
-          </w:tcPr>
-          <w:p/>
-        </w:tc>
-        <w:tc>
-          <w:tcPr>
-            <w:tcW w:type="dxa" w:w="1872"/>
-          </w:tcPr>
-          <w:p/>
-        </w:tc>
-        <w:tc>
-          <w:tcPr>
-            <w:tcW w:type="dxa" w:w="1872"/>
-          </w:tcPr>
-          <w:p/>
-        </w:tc>
-      </w:tr>
-      <w:tr>
-        <w:tc>
-          <w:tcPr>
-            <w:tcW w:type="dxa" w:w="1872"/>
-          </w:tcPr>
+          <w:p/>
+        </w:tc>
+        <w:tc>
+          <w:p/>
+        </w:tc>
+        <w:tc>
+          <w:p/>
+        </w:tc>
+      </w:tr>
+      <w:tr>
+        <w:tc>
           <w:p>
             <w:pPr>
               <w:pStyle w:val="Compact"/>
@@ -2632,9 +2487,6 @@
           </w:p>
         </w:tc>
         <w:tc>
-          <w:tcPr>
-            <w:tcW w:type="dxa" w:w="1872"/>
-          </w:tcPr>
           <w:p>
             <w:pPr>
               <w:pStyle w:val="Compact"/>
@@ -2646,29 +2498,17 @@
           </w:p>
         </w:tc>
         <w:tc>
-          <w:tcPr>
-            <w:tcW w:type="dxa" w:w="1872"/>
-          </w:tcPr>
-          <w:p/>
-        </w:tc>
-        <w:tc>
-          <w:tcPr>
-            <w:tcW w:type="dxa" w:w="1872"/>
-          </w:tcPr>
-          <w:p/>
-        </w:tc>
-        <w:tc>
-          <w:tcPr>
-            <w:tcW w:type="dxa" w:w="1872"/>
-          </w:tcPr>
-          <w:p/>
-        </w:tc>
-      </w:tr>
-      <w:tr>
-        <w:tc>
-          <w:tcPr>
-            <w:tcW w:type="dxa" w:w="1872"/>
-          </w:tcPr>
+          <w:p/>
+        </w:tc>
+        <w:tc>
+          <w:p/>
+        </w:tc>
+        <w:tc>
+          <w:p/>
+        </w:tc>
+      </w:tr>
+      <w:tr>
+        <w:tc>
           <w:p>
             <w:pPr>
               <w:pStyle w:val="Compact"/>
@@ -2680,9 +2520,6 @@
           </w:p>
         </w:tc>
         <w:tc>
-          <w:tcPr>
-            <w:tcW w:type="dxa" w:w="1872"/>
-          </w:tcPr>
           <w:p>
             <w:pPr>
               <w:pStyle w:val="Compact"/>
@@ -2694,29 +2531,17 @@
           </w:p>
         </w:tc>
         <w:tc>
-          <w:tcPr>
-            <w:tcW w:type="dxa" w:w="1872"/>
-          </w:tcPr>
-          <w:p/>
-        </w:tc>
-        <w:tc>
-          <w:tcPr>
-            <w:tcW w:type="dxa" w:w="1872"/>
-          </w:tcPr>
-          <w:p/>
-        </w:tc>
-        <w:tc>
-          <w:tcPr>
-            <w:tcW w:type="dxa" w:w="1872"/>
-          </w:tcPr>
-          <w:p/>
-        </w:tc>
-      </w:tr>
-      <w:tr>
-        <w:tc>
-          <w:tcPr>
-            <w:tcW w:type="dxa" w:w="1872"/>
-          </w:tcPr>
+          <w:p/>
+        </w:tc>
+        <w:tc>
+          <w:p/>
+        </w:tc>
+        <w:tc>
+          <w:p/>
+        </w:tc>
+      </w:tr>
+      <w:tr>
+        <w:tc>
           <w:p>
             <w:pPr>
               <w:pStyle w:val="Compact"/>
@@ -2728,9 +2553,6 @@
           </w:p>
         </w:tc>
         <w:tc>
-          <w:tcPr>
-            <w:tcW w:type="dxa" w:w="1872"/>
-          </w:tcPr>
           <w:p>
             <w:pPr>
               <w:pStyle w:val="Compact"/>
@@ -2742,29 +2564,17 @@
           </w:p>
         </w:tc>
         <w:tc>
-          <w:tcPr>
-            <w:tcW w:type="dxa" w:w="1872"/>
-          </w:tcPr>
-          <w:p/>
-        </w:tc>
-        <w:tc>
-          <w:tcPr>
-            <w:tcW w:type="dxa" w:w="1872"/>
-          </w:tcPr>
-          <w:p/>
-        </w:tc>
-        <w:tc>
-          <w:tcPr>
-            <w:tcW w:type="dxa" w:w="1872"/>
-          </w:tcPr>
-          <w:p/>
-        </w:tc>
-      </w:tr>
-      <w:tr>
-        <w:tc>
-          <w:tcPr>
-            <w:tcW w:type="dxa" w:w="1872"/>
-          </w:tcPr>
+          <w:p/>
+        </w:tc>
+        <w:tc>
+          <w:p/>
+        </w:tc>
+        <w:tc>
+          <w:p/>
+        </w:tc>
+      </w:tr>
+      <w:tr>
+        <w:tc>
           <w:p>
             <w:pPr>
               <w:pStyle w:val="Compact"/>
@@ -2776,9 +2586,6 @@
           </w:p>
         </w:tc>
         <w:tc>
-          <w:tcPr>
-            <w:tcW w:type="dxa" w:w="1872"/>
-          </w:tcPr>
           <w:p>
             <w:pPr>
               <w:pStyle w:val="Compact"/>
@@ -2790,29 +2597,17 @@
           </w:p>
         </w:tc>
         <w:tc>
-          <w:tcPr>
-            <w:tcW w:type="dxa" w:w="1872"/>
-          </w:tcPr>
-          <w:p/>
-        </w:tc>
-        <w:tc>
-          <w:tcPr>
-            <w:tcW w:type="dxa" w:w="1872"/>
-          </w:tcPr>
-          <w:p/>
-        </w:tc>
-        <w:tc>
-          <w:tcPr>
-            <w:tcW w:type="dxa" w:w="1872"/>
-          </w:tcPr>
-          <w:p/>
-        </w:tc>
-      </w:tr>
-      <w:tr>
-        <w:tc>
-          <w:tcPr>
-            <w:tcW w:type="dxa" w:w="1872"/>
-          </w:tcPr>
+          <w:p/>
+        </w:tc>
+        <w:tc>
+          <w:p/>
+        </w:tc>
+        <w:tc>
+          <w:p/>
+        </w:tc>
+      </w:tr>
+      <w:tr>
+        <w:tc>
           <w:p>
             <w:pPr>
               <w:pStyle w:val="Compact"/>
@@ -2824,9 +2619,6 @@
           </w:p>
         </w:tc>
         <w:tc>
-          <w:tcPr>
-            <w:tcW w:type="dxa" w:w="1872"/>
-          </w:tcPr>
           <w:p>
             <w:pPr>
               <w:pStyle w:val="Compact"/>
@@ -2838,21 +2630,12 @@
           </w:p>
         </w:tc>
         <w:tc>
-          <w:tcPr>
-            <w:tcW w:type="dxa" w:w="1872"/>
-          </w:tcPr>
-          <w:p/>
-        </w:tc>
-        <w:tc>
-          <w:tcPr>
-            <w:tcW w:type="dxa" w:w="1872"/>
-          </w:tcPr>
-          <w:p/>
-        </w:tc>
-        <w:tc>
-          <w:tcPr>
-            <w:tcW w:type="dxa" w:w="1872"/>
-          </w:tcPr>
+          <w:p/>
+        </w:tc>
+        <w:tc>
+          <w:p/>
+        </w:tc>
+        <w:tc>
           <w:p/>
         </w:tc>
       </w:tr>
@@ -2886,9 +2669,9 @@
       <w:pPr>
         <w:pStyle w:val="Heading3"/>
       </w:pPr>
-      <w:bookmarkStart w:id="25" w:name="part-c-justify-it-three-sentences"/>
+      <w:bookmarkStart w:id="25" w:name="part-c-explain-it-three-sentences"/>
       <w:r>
-        <w:t xml:space="preserve">Part C: Justify it (three sentences)</w:t>
+        <w:t xml:space="preserve">Part C: Explain it (three sentences)</w:t>
       </w:r>
       <w:bookmarkEnd w:id="25"/>
     </w:p>
@@ -2930,7 +2713,7 @@
         <w:pStyle w:val="FirstParagraph"/>
       </w:pPr>
       <w:r>
-        <w:t xml:space="preserve">_____________________________________________________________________________</w:t>
+        <w:t xml:space="preserve">3, continued: _____________________________________________________________________________</w:t>
       </w:r>
     </w:p>
     <w:p>
